--- a/testakten/versausgleich-haerte-bgh-schaefer-nuernberg/docx/Sitzungsprotokoll_OLG_18_10_2022.docx
+++ b/testakten/versausgleich-haerte-bgh-schaefer-nuernberg/docx/Sitzungsprotokoll_OLG_18_10_2022.docx
@@ -11,7 +11,7 @@
           <w:b/>
           <w:sz w:val="26"/>
         </w:rPr>
-        <w:t>OBERLANDESGERICHT NUERNBERG</w:t>
+        <w:t>OBERLANDESGERICHT NÜRNBERG</w:t>
       </w:r>
     </w:p>
     <w:p>
@@ -52,7 +52,7 @@
     </w:p>
     <w:p>
       <w:r>
-        <w:t>ueber die oeffentliche Sitzung</w:t>
+        <w:t>über die öffentliche Sitzung</w:t>
       </w:r>
     </w:p>
     <w:p>
@@ -73,7 +73,7 @@
     </w:p>
     <w:p>
       <w:r>
-        <w:t>Sitzungssaal 224, Justizzentrum Nuernberg, Fuerther Str. 110</w:t>
+        <w:t>Sitzungssaal 224, Justizzentrum Nürnberg, Fürther Str. 110</w:t>
       </w:r>
     </w:p>
     <w:p>
@@ -101,7 +101,7 @@
     </w:p>
     <w:p>
       <w:r>
-        <w:t>Urkundsbeamter der Geschaeftsstelle: Justizinspektor Manuel Brueckl</w:t>
+        <w:t>Urkundsbeamter der Geschäftsstelle: Justizinspektor Manuel Brückl</w:t>
       </w:r>
     </w:p>
     <w:p>
@@ -120,7 +120,7 @@
         <w:rPr>
           <w:b/>
         </w:rPr>
-        <w:t>Dr. Maximilian Schaefer ./. Leonie Schaefer</w:t>
+        <w:t>Dr. Maximilian Schäfer ./. Leonie Schäfer</w:t>
       </w:r>
     </w:p>
     <w:p>
@@ -133,7 +133,7 @@
     </w:p>
     <w:p>
       <w:r>
-        <w:t>1. Antragsteller und Beschwerdefuehrer: Dr. Maximilian Schaefer, persoenlich,</w:t>
+        <w:t>1. Antragsteller und Beschwerdeführer: Dr. Maximilian Schäfer, persönlich,</w:t>
       </w:r>
     </w:p>
     <w:p>
@@ -143,12 +143,12 @@
     </w:p>
     <w:p>
       <w:r>
-        <w:t>2. Antragsgegnerin und Beschwerdegegnerin: Leonie Schaefer geb. Winterstein, persoenlich,</w:t>
+        <w:t>2. Antragsgegnerin und Beschwerdegegnerin: Leonie Schäfer geb. Winterstein, persönlich,</w:t>
       </w:r>
     </w:p>
     <w:p>
       <w:r>
-        <w:t xml:space="preserve">   begleitet von Rechtsanwaeltin Helene Soell-Roedelsteiner.</w:t>
+        <w:t xml:space="preserve">   begleitet von Rechtsanwältin Helene Söll-Rödelsteiner.</w:t>
       </w:r>
     </w:p>
     <w:p>
@@ -156,7 +156,7 @@
     </w:p>
     <w:p>
       <w:r>
-        <w:t>Der Vorsitzende eroeffnet die Sitzung und stellt fest, dass die Sache zur Verhandlung steht.</w:t>
+        <w:t>Der Vorsitzende eröffnet die Sitzung und stellt fest, dass die Sache zur Verhandlung steht.</w:t>
       </w:r>
     </w:p>
     <w:p>
@@ -178,12 +178,12 @@
         <w:rPr>
           <w:rFonts w:ascii="Calibri" w:hAnsi="Calibri"/>
         </w:rPr>
-        <w:t>1. Anhoerung des Antragstellers</w:t>
+        <w:t>1. Anhörung des Antragstellers</w:t>
       </w:r>
     </w:p>
     <w:p>
       <w:r>
-        <w:t>Dr. Schaefer wird zu seinen wirtschaftlichen Verhaeltnissen befragt. Er gibt an, seine Praxis erziele aktuell rund 211.000 EUR Gewinn pro Jahr; die Tendenz sei aufgrund einer 2020 diagnostizierten Coxarthrose fallend. Eine Praxisabgabe in fuenf bis sieben Jahren sei vorgesehen. Sein Vermoegen betrage rund 195.000 EUR; nennenswerte Ersparnisse seien nicht vorhanden. Die Anrechte bei der Bayerischen Aerzteversorgung in Hoehe von 4.127,42 EUR seien seine zentrale Altersvorsorge.</w:t>
+        <w:t>Dr. Schäfer wird zu seinen wirtschaftlichen Verhältnissen befragt. Er gibt an, seine Praxis erziele aktuell rund 211.000 EUR Gewinn pro Jahr; die Tendenz sei aufgrund einer 2020 diagnostizierten Coxarthrose fallend. Eine Praxisabgabe in fünf bis sieben Jahren sei vorgesehen. Sein Vermögen betrage rund 195.000 EUR; nennenswerte Ersparnisse seien nicht vorhanden. Die Anrechte bei der Bayerischen Ärzteversorgung in Höhe von 4.127,42 EUR seien seine zentrale Altersvorsorge.</w:t>
       </w:r>
     </w:p>
     <w:p>
@@ -197,17 +197,17 @@
         <w:rPr>
           <w:rFonts w:ascii="Calibri" w:hAnsi="Calibri"/>
         </w:rPr>
-        <w:t>2. Anhoerung der Antragsgegnerin</w:t>
+        <w:t>2. Anhörung der Antragsgegnerin</w:t>
       </w:r>
     </w:p>
     <w:p>
       <w:r>
-        <w:t>Frau Schaefer wird zu ihrem Erbe Winterstein 2019 und zu ihren Vermoegensverhaeltnissen befragt. Sie schildert, dass das Erbe einseitig erworben und ueberwiegend in Immobilien gebunden sei. Die Mieteinnahmen verwende sie zu rund 60 Prozent fuer laufende Instandhaltung, Verwaltung und Steuern; die verbleibenden 40 Prozent fliessen in ein Ruecklagenkonto fuer Modernisierungen.</w:t>
+        <w:t>Frau Schäfer wird zu ihrem Erbe Winterstein 2019 und zu ihren Vermögensverhältnissen befragt. Sie schildert, dass das Erbe einseitig erworben und überwiegend in Immobilien gebunden sei. Die Mieteinnahmen verwende sie zu rund 60 Prozent für laufende Instandhaltung, Verwaltung und Steuern; die verbleibenden 40 Prozent fliessen in ein Rücklagenkonto für Modernisierungen.</w:t>
       </w:r>
     </w:p>
     <w:p>
       <w:r>
-        <w:t>Sie weist darauf hin, dass sie ihrerseits eine Beamtenversorgung von 1.850 EUR und ein DRV-Gesamtkonto von 12,5 Entgeltpunkten habe, aus dem nur 5,2 Entgeltpunkte in die Ehezeit fielen; sie sei nicht auf den Versorgungsausgleich angewiesen, betone aber, dass dies fuer den Halbteilungsgrundsatz irrelevant sei.</w:t>
+        <w:t>Sie weist darauf hin, dass sie ihrerseits eine Beamtenversorgung von 1.850 EUR und ein DRV-Gesamtkonto von 12,5 Entgeltpunkten habe, aus dem nur 5,2 Entgeltpunkte in die Ehezeit fielen; sie sei nicht auf den Versorgungsausgleich angewiesen, betone aber, dass dies für den Halbteilungsgrundsatz irrelevant sei.</w:t>
       </w:r>
     </w:p>
     <w:p>
@@ -221,12 +221,12 @@
         <w:rPr>
           <w:rFonts w:ascii="Calibri" w:hAnsi="Calibri"/>
         </w:rPr>
-        <w:t>3. Beweisaufnahme - Sachverstaendiger</w:t>
+        <w:t>3. Beweisaufnahme - Sachverständiger</w:t>
       </w:r>
     </w:p>
     <w:p>
       <w:r>
-        <w:t>Auf Beschluss des Senats vom 12.09.2022 erstattet der Wirtschaftspruefer und Sachverstaendige Dipl.-Kfm. Helmut Weisbacher (Sachverstaendigenbuero Weisbacher und Partner, Erlangen) muendlich sein Gutachten zur Verkehrswert- und Verwertbarkeitslage der drei Immobilien der Antragsgegnerin sowie zum Praxiswert des Antragstellers.</w:t>
+        <w:t>Auf Beschluss des Senats vom 12.09.2022 erstattet der Wirtschaftsprüfer und Sachverständige Dipl.-Kfm. Helmut Weisbacher (Sachverständigenbüro Weisbacher und Partner, Erlangen) mündlich sein Gutachten zur Verkehrswert- und Verwertbarkeitslage der drei Immobilien der Antragsgegnerin sowie zum Praxiswert des Antragstellers.</w:t>
       </w:r>
     </w:p>
     <w:p>
@@ -234,27 +234,27 @@
     </w:p>
     <w:p>
       <w:r>
-        <w:t>Der Sachverstaendige fuehrt aus:</w:t>
+        <w:t>Der Sachverständige führt aus:</w:t>
       </w:r>
     </w:p>
     <w:p>
       <w:r>
-        <w:t>- Verkehrswerte (Stichtag 31.12.2021): Mehrfamilienhaus Bamberg 2.795.000 EUR; Gewerbeimmobilie Forchheim 1.510.000 EUR; ETW Muenchen 945.000 EUR; insgesamt 5.250.000 EUR.</w:t>
+        <w:t>- Verkehrswerte (Stichtag 31.12.2021): Mehrfamilienhaus Bamberg 2.795.000 EUR; Gewerbeimmobilie Forchheim 1.510.000 EUR; ETW München 945.000 EUR; insgesamt 5.250.000 EUR.</w:t>
       </w:r>
     </w:p>
     <w:p>
       <w:r>
-        <w:t>- Verwertbarkeit: Mehrfamilienhaus Bamberg kurzfristig verwertbar mit Abschlag von 8-12 Prozent; Gewerbeimmobilie Forchheim aufgrund der Spezialnutzung mit Abschlag von 15-20 Prozent; ETW Muenchen kurzfristig verwertbar mit Abschlag von 5-8 Prozent.</w:t>
+        <w:t>- Verwertbarkeit: Mehrfamilienhaus Bamberg kurzfristig verwertbar mit Abschlag von 8-12 Prozent; Gewerbeimmobilie Forchheim aufgrund der Spezialnutzung mit Abschlag von 15-20 Prozent; ETW München kurzfristig verwertbar mit Abschlag von 5-8 Prozent.</w:t>
       </w:r>
     </w:p>
     <w:p>
       <w:r>
-        <w:t>- Beleihung: Bei der Sparkasse Bamberg ist eine Vollvalutierung bis 60 Prozent des Verkehrswerts moeglich; absolute Beleihbarkeit ca. 3,15 Mio. EUR.</w:t>
+        <w:t>- Beleihung: Bei der Sparkasse Bamberg ist eine Vollvalutierung bis 60 Prozent des Verkehrswerts möglich; absolute Beleihbarkeit ca. 3,15 Mio. EUR.</w:t>
       </w:r>
     </w:p>
     <w:p>
       <w:r>
-        <w:t>- Praxis Dr. Schaefer: Ertragswertverfahren ergibt Praxiswert von 380.000 bis 470.000 EUR (Bandbreite je nach Praxisuebergabe-Zeitpunkt).</w:t>
+        <w:t>- Praxis Dr. Schäfer: Ertragswertverfahren ergibt Praxiswert von 380.000 bis 470.000 EUR (Bandbreite je nach Praxisübergabe-Zeitpunkt).</w:t>
       </w:r>
     </w:p>
     <w:p>
@@ -273,7 +273,7 @@
     </w:p>
     <w:p>
       <w:r>
-        <w:t>Der Vorsitzende regt einen Vergleich an: Reduzierung des VA auf 60 Prozent gegen Verzicht der Antragsgegnerin auf etwaige Pflichtteilsanspruechen aus einem spaeteren Erbgang des Antragstellers. Die Beteiligten lehnen den Vergleichsvorschlag jeweils ab.</w:t>
+        <w:t>Der Vorsitzende regt einen Vergleich an: Reduzierung des VA auf 60 Prozent gegen Verzicht der Antragsgegnerin auf etwaige Pflichtteilsansprüchen aus einem späteren Erbgang des Antragstellers. Die Beteiligten lehnen den Vergleichsvorschlag jeweils ab.</w:t>
       </w:r>
     </w:p>
     <w:p>
@@ -289,7 +289,7 @@
     </w:p>
     <w:p>
       <w:r>
-        <w:t>Die muendliche Verhandlung wird geschlossen. Die Entscheidung wird verkuendet am 14.11.2022 (Verkuendung in Abwesenheit; Zustellung).</w:t>
+        <w:t>Die mündliche Verhandlung wird geschlossen. Die Entscheidung wird verkündet am 14.11.2022 (Verkündung in Abwesenheit; Zustellung).</w:t>
       </w:r>
     </w:p>
     <w:p>
@@ -305,7 +305,7 @@
     </w:p>
     <w:p>
       <w:r>
-        <w:t>Dr. Pirckheimer                Manuel Brueckl</w:t>
+        <w:t>Dr. Pirckheimer                Manuel Brückl</w:t>
       </w:r>
     </w:p>
     <w:p>
@@ -314,13 +314,100 @@
       </w:r>
     </w:p>
     <w:sectPr>
-      <w:pgSz w:w="12240" w:h="15840"/>
-      <w:pgMar w:top="1417" w:right="1417" w:bottom="1417" w:left="1417" w:header="720" w:footer="720" w:gutter="0"/>
+      <w:headerReference w:type="default" r:id="rId9"/>
+      <w:footerReference w:type="default" r:id="rId10"/>
+      <w:pgSz w:w="11906" w:h="16838"/>
+      <w:pgMar w:top="1417" w:right="1417" w:bottom="1417" w:left="1417" w:header="680" w:footer="567" w:gutter="0"/>
       <w:cols w:space="720"/>
       <w:docGrid w:linePitch="360"/>
     </w:sectPr>
   </w:body>
 </w:document>
+</file>
+
+<file path=word/footer1.xml><?xml version="1.0" encoding="utf-8"?>
+<w:ftr xmlns:m="http://schemas.openxmlformats.org/officeDocument/2006/math" xmlns:mc="http://schemas.openxmlformats.org/markup-compatibility/2006" xmlns:mo="http://schemas.microsoft.com/office/mac/office/2008/main" xmlns:mv="urn:schemas-microsoft-com:mac:vml" xmlns:o="urn:schemas-microsoft-com:office:office" xmlns:r="http://schemas.openxmlformats.org/officeDocument/2006/relationships" xmlns:v="urn:schemas-microsoft-com:vml" xmlns:w10="urn:schemas-microsoft-com:office:word" xmlns:w14="http://schemas.microsoft.com/office/word/2010/wordml" xmlns:w="http://schemas.openxmlformats.org/wordprocessingml/2006/main" xmlns:wne="http://schemas.microsoft.com/office/word/2006/wordml" xmlns:wp14="http://schemas.microsoft.com/office/word/2010/wordprocessingDrawing" xmlns:wp="http://schemas.openxmlformats.org/drawingml/2006/wordprocessingDrawing" xmlns:wpc="http://schemas.microsoft.com/office/word/2010/wordprocessingCanvas" xmlns:wpg="http://schemas.microsoft.com/office/word/2010/wordprocessingGroup" xmlns:wpi="http://schemas.microsoft.com/office/word/2010/wordprocessingInk" xmlns:wps="http://schemas.microsoft.com/office/word/2010/wordprocessingShape" mc:Ignorable="w14 wp14">
+  <w:p>
+    <w:pPr>
+      <w:pStyle w:val="Footer"/>
+      <w:tabs>
+        <w:tab w:pos="9071" w:val="right"/>
+      </w:tabs>
+      <w:jc w:val="left"/>
+    </w:pPr>
+    <w:r>
+      <w:rPr>
+        <w:rFonts w:ascii="Times New Roman" w:hAnsi="Times New Roman"/>
+        <w:color w:val="6B6B66"/>
+        <w:sz w:val="16"/>
+      </w:rPr>
+    </w:r>
+    <w:r>
+      <w:rPr>
+        <w:rFonts w:ascii="Times New Roman" w:hAnsi="Times New Roman"/>
+        <w:color w:val="6B6B66"/>
+        <w:sz w:val="16"/>
+      </w:rPr>
+      <w:t>OBERLANDESGERICHT NÜRNBERG</w:t>
+    </w:r>
+    <w:r>
+      <w:rPr>
+        <w:rFonts w:ascii="Times New Roman" w:hAnsi="Times New Roman"/>
+        <w:color w:val="6B6B66"/>
+        <w:sz w:val="16"/>
+      </w:rPr>
+      <w:tab/>
+      <w:t xml:space="preserve">Seite </w:t>
+    </w:r>
+    <w:r>
+      <w:rPr>
+        <w:rFonts w:ascii="Times New Roman" w:hAnsi="Times New Roman"/>
+        <w:color w:val="6B6B66"/>
+        <w:sz w:val="16"/>
+      </w:rPr>
+      <w:fldChar w:fldCharType="begin"/>
+      <w:instrText xml:space="preserve"> PAGE </w:instrText>
+      <w:fldChar w:fldCharType="end"/>
+    </w:r>
+  </w:p>
+</w:ftr>
+</file>
+
+<file path=word/header1.xml><?xml version="1.0" encoding="utf-8"?>
+<w:hdr xmlns:m="http://schemas.openxmlformats.org/officeDocument/2006/math" xmlns:mc="http://schemas.openxmlformats.org/markup-compatibility/2006" xmlns:mo="http://schemas.microsoft.com/office/mac/office/2008/main" xmlns:mv="urn:schemas-microsoft-com:mac:vml" xmlns:o="urn:schemas-microsoft-com:office:office" xmlns:r="http://schemas.openxmlformats.org/officeDocument/2006/relationships" xmlns:v="urn:schemas-microsoft-com:vml" xmlns:w10="urn:schemas-microsoft-com:office:word" xmlns:w14="http://schemas.microsoft.com/office/word/2010/wordml" xmlns:w="http://schemas.openxmlformats.org/wordprocessingml/2006/main" xmlns:wne="http://schemas.microsoft.com/office/word/2006/wordml" xmlns:wp14="http://schemas.microsoft.com/office/word/2010/wordprocessingDrawing" xmlns:wp="http://schemas.openxmlformats.org/drawingml/2006/wordprocessingDrawing" xmlns:wpc="http://schemas.microsoft.com/office/word/2010/wordprocessingCanvas" xmlns:wpg="http://schemas.microsoft.com/office/word/2010/wordprocessingGroup" xmlns:wpi="http://schemas.microsoft.com/office/word/2010/wordprocessingInk" xmlns:wps="http://schemas.microsoft.com/office/word/2010/wordprocessingShape" mc:Ignorable="w14 wp14">
+  <w:p>
+    <w:pPr>
+      <w:pStyle w:val="Header"/>
+      <w:jc w:val="left"/>
+    </w:pPr>
+    <w:r/>
+    <w:r>
+      <w:rPr>
+        <w:rFonts w:ascii="Times New Roman" w:hAnsi="Times New Roman"/>
+        <w:b/>
+        <w:color w:val="3B3F45"/>
+        <w:sz w:val="24"/>
+      </w:rPr>
+      <w:t>OBERLANDESGERICHT NÜRNBERG</w:t>
+    </w:r>
+  </w:p>
+  <w:p>
+    <w:pPr>
+      <w:jc w:val="left"/>
+      <w:pBdr>
+        <w:bottom w:val="single" w:sz="6" w:space="2" w:color="3B3F45"/>
+      </w:pBdr>
+    </w:pPr>
+    <w:r>
+      <w:rPr>
+        <w:rFonts w:ascii="Times New Roman" w:hAnsi="Times New Roman"/>
+        <w:color w:val="6B6B66"/>
+        <w:sz w:val="16"/>
+      </w:rPr>
+      <w:t>Gericht · Az. 7 UF 743/22</w:t>
+    </w:r>
+  </w:p>
+</w:hdr>
 </file>
 
 <file path=word/numbering.xml><?xml version="1.0" encoding="utf-8"?>
